--- a/src/assets/iess/inicio-cancelacion/inicio-cancelacion-agrupados-natural.docx
+++ b/src/assets/iess/inicio-cancelacion/inicio-cancelacion-agrupados-natural.docx
@@ -26,9 +26,14 @@
           <w:bCs/>
           <w:color w:val="0070C0"/>
         </w:rPr>
-        <w:t>{</w:t>
-      </w:r>
-      <w:proofErr w:type="spellStart"/>
+        <w:t>{fechaProvidencia}</w:t>
+      </w:r>
+      <w:r>
+        <w:rPr>
+          <w:rFonts w:ascii="Times New Roman" w:hAnsi="Times New Roman"/>
+        </w:rPr>
+        <w:t xml:space="preserve">, siendo las </w:t>
+      </w:r>
       <w:r>
         <w:rPr>
           <w:rFonts w:ascii="Times New Roman" w:hAnsi="Times New Roman"/>
@@ -36,125 +41,146 @@
           <w:bCs/>
           <w:color w:val="0070C0"/>
         </w:rPr>
-        <w:t>fechaProvidencia</w:t>
-      </w:r>
-      <w:proofErr w:type="spellEnd"/>
-      <w:r>
-        <w:rPr>
-          <w:rFonts w:ascii="Times New Roman" w:hAnsi="Times New Roman"/>
-          <w:b/>
-          <w:bCs/>
+        <w:t>{horaProvidencia}</w:t>
+      </w:r>
+      <w:r>
+        <w:rPr>
+          <w:rFonts w:ascii="Times New Roman" w:hAnsi="Times New Roman"/>
+        </w:rPr>
+        <w:t xml:space="preserve">. - </w:t>
+      </w:r>
+      <w:r>
+        <w:rPr>
+          <w:rFonts w:ascii="Times New Roman" w:hAnsi="Times New Roman"/>
+          <w:b/>
+        </w:rPr>
+        <w:t xml:space="preserve">VISTOS: </w:t>
+      </w:r>
+      <w:r>
+        <w:rPr>
+          <w:rFonts w:ascii="Times New Roman" w:hAnsi="Times New Roman"/>
+          <w:b/>
+          <w:bCs/>
+        </w:rPr>
+        <w:t xml:space="preserve">Ing. </w:t>
+      </w:r>
+      <w:r>
+        <w:rPr>
+          <w:rFonts w:ascii="Times New Roman" w:hAnsi="Times New Roman"/>
+          <w:b/>
+          <w:bCs/>
+        </w:rPr>
+        <w:t>Benítez</w:t>
+      </w:r>
+      <w:r>
+        <w:rPr>
+          <w:rFonts w:ascii="Times New Roman" w:hAnsi="Times New Roman"/>
+          <w:b/>
+          <w:bCs/>
+        </w:rPr>
+        <w:t xml:space="preserve"> Estrella Christian </w:t>
+      </w:r>
+      <w:r>
+        <w:rPr>
+          <w:rFonts w:ascii="Times New Roman" w:hAnsi="Times New Roman"/>
+          <w:b/>
+          <w:bCs/>
+        </w:rPr>
+        <w:t>Sebastián</w:t>
+      </w:r>
+      <w:r>
+        <w:rPr>
+          <w:rFonts w:ascii="Times New Roman" w:hAnsi="Times New Roman"/>
+        </w:rPr>
+        <w:t>, en mi calidad de Director Provincial de Pichincha Encargad</w:t>
+      </w:r>
+      <w:r>
+        <w:rPr>
+          <w:rFonts w:ascii="Times New Roman" w:hAnsi="Times New Roman"/>
+        </w:rPr>
+        <w:t>o</w:t>
+      </w:r>
+      <w:r>
+        <w:rPr>
+          <w:rFonts w:ascii="Times New Roman" w:hAnsi="Times New Roman"/>
+        </w:rPr>
+        <w:t xml:space="preserve"> y Ejecutor de Coactiva de la Dirección Provincial de Pichincha del Instituto Ecuatoriano de Seguridad Social, designado mediante Acción de Personal Nro. </w:t>
+      </w:r>
+      <w:r>
+        <w:rPr>
+          <w:rFonts w:ascii="Times New Roman" w:hAnsi="Times New Roman"/>
+          <w:b/>
+          <w:bCs/>
+        </w:rPr>
+        <w:t>SDNGTH-2025-2253-NJS</w:t>
+      </w:r>
+      <w:r>
+        <w:rPr>
+          <w:rFonts w:ascii="Times New Roman" w:hAnsi="Times New Roman"/>
+        </w:rPr>
+        <w:t xml:space="preserve"> de </w:t>
+      </w:r>
+      <w:r>
+        <w:rPr>
+          <w:rFonts w:ascii="Times New Roman" w:hAnsi="Times New Roman"/>
+          <w:b/>
+          <w:bCs/>
+        </w:rPr>
+        <w:t>10 de diciembre de 2025</w:t>
+      </w:r>
+      <w:r>
+        <w:rPr>
+          <w:rFonts w:ascii="Times New Roman" w:hAnsi="Times New Roman"/>
+        </w:rPr>
+        <w:t xml:space="preserve">, que rige a partir del </w:t>
+      </w:r>
+      <w:r>
+        <w:rPr>
+          <w:rFonts w:ascii="Times New Roman" w:hAnsi="Times New Roman"/>
+          <w:b/>
+          <w:bCs/>
+        </w:rPr>
+        <w:t>11 de diciembre de 2025</w:t>
+      </w:r>
+      <w:r>
+        <w:rPr>
+          <w:rFonts w:ascii="Times New Roman" w:hAnsi="Times New Roman"/>
+        </w:rPr>
+        <w:t>;</w:t>
+      </w:r>
+      <w:r>
+        <w:rPr>
+          <w:rFonts w:ascii="Times New Roman" w:hAnsi="Times New Roman"/>
+        </w:rPr>
+        <w:t xml:space="preserve"> y, en virtud de lo dispuesto en el artículo 38, literal a) y 288 de la Ley de Seguridad Social, y de conformidad a la Resolución C.D. 625 emitida por el Consejo Directivo del Instituto Ecuatoriano de Seguridad Social que contiene el "Reglamento de Aseguramiento, Recaudación y Gestión de Cartera del Instituto Ecuatoriano de Seguridad Social que en su artículo 177 establece: " </w:t>
+      </w:r>
+      <w:r>
+        <w:rPr>
+          <w:rFonts w:ascii="Times New Roman" w:hAnsi="Times New Roman"/>
+          <w:i/>
+        </w:rPr>
+        <w:t xml:space="preserve">Art. 177.- De la agrupación de los Títulos de Crédito.- Por efecto de economía procesal los títulos de crédito impagos que corresponda a un mismo número de RUC y/o cedula de identidad, siempre que correspondan a un mismo concepto, se agruparán en un solo procedimiento coactivo. Los títulos de crédito no perderán su numeración", </w:t>
+      </w:r>
+      <w:r>
+        <w:rPr>
+          <w:rFonts w:ascii="Times New Roman" w:hAnsi="Times New Roman"/>
+          <w:b/>
+        </w:rPr>
+        <w:t xml:space="preserve">AVOCO </w:t>
+      </w:r>
+      <w:r>
+        <w:rPr>
+          <w:rFonts w:ascii="Times New Roman" w:hAnsi="Times New Roman"/>
+        </w:rPr>
+        <w:t xml:space="preserve">conocimiento del procedimiento coactivo instaurado en contra de </w:t>
+      </w:r>
+      <w:r>
+        <w:rPr>
+          <w:rFonts w:ascii="Times New Roman" w:hAnsi="Times New Roman"/>
+          <w:b/>
           <w:color w:val="0070C0"/>
         </w:rPr>
-        <w:t>}</w:t>
-      </w:r>
-      <w:r>
-        <w:rPr>
-          <w:rFonts w:ascii="Times New Roman" w:hAnsi="Times New Roman"/>
-        </w:rPr>
-        <w:t xml:space="preserve">, siendo las </w:t>
-      </w:r>
-      <w:r>
-        <w:rPr>
-          <w:rFonts w:ascii="Times New Roman" w:hAnsi="Times New Roman"/>
-          <w:b/>
-          <w:bCs/>
-          <w:color w:val="0070C0"/>
-        </w:rPr>
-        <w:t>{</w:t>
-      </w:r>
-      <w:proofErr w:type="spellStart"/>
-      <w:r>
-        <w:rPr>
-          <w:rFonts w:ascii="Times New Roman" w:hAnsi="Times New Roman"/>
-          <w:b/>
-          <w:bCs/>
-          <w:color w:val="0070C0"/>
-        </w:rPr>
-        <w:t>horaProvidencia</w:t>
-      </w:r>
-      <w:proofErr w:type="spellEnd"/>
-      <w:r>
-        <w:rPr>
-          <w:rFonts w:ascii="Times New Roman" w:hAnsi="Times New Roman"/>
-          <w:b/>
-          <w:bCs/>
-          <w:color w:val="0070C0"/>
-        </w:rPr>
-        <w:t>}</w:t>
-      </w:r>
-      <w:r>
-        <w:rPr>
-          <w:rFonts w:ascii="Times New Roman" w:hAnsi="Times New Roman"/>
-        </w:rPr>
-        <w:t xml:space="preserve">. - </w:t>
-      </w:r>
-      <w:r>
-        <w:rPr>
-          <w:rFonts w:ascii="Times New Roman" w:hAnsi="Times New Roman"/>
-          <w:b/>
-        </w:rPr>
-        <w:t xml:space="preserve">VISTOS: </w:t>
-      </w:r>
-      <w:proofErr w:type="spellStart"/>
-      <w:r>
-        <w:rPr>
-          <w:rFonts w:ascii="Times New Roman" w:hAnsi="Times New Roman"/>
-        </w:rPr>
-        <w:t>Mgs</w:t>
-      </w:r>
-      <w:proofErr w:type="spellEnd"/>
-      <w:r>
-        <w:rPr>
-          <w:rFonts w:ascii="Times New Roman" w:hAnsi="Times New Roman"/>
-        </w:rPr>
-        <w:t xml:space="preserve">. Johanna Mariela Vásquez Bravo, en mi calidad de Directora Provincial de Pichincha Encargada y Ejecutor de Coactiva de la Dirección Provincial de Pichincha del Instituto Ecuatoriano de Seguridad Social, designado mediante Acción de Personal Nro. SDNGTH-2025-1902-NJS de 15 de octubre de 2025, que rige a partir del 16 de octubre de 2025; y, en virtud de lo dispuesto en el artículo 38, literal a) y 288 de la Ley de Seguridad Social, y de conformidad a la Resolución C.D. 625 emitida por el Consejo Directivo del Instituto Ecuatoriano de Seguridad Social que contiene el "Reglamento de Aseguramiento, Recaudación y Gestión de Cartera del Instituto Ecuatoriano de Seguridad Social que en su artículo 177 establece: " </w:t>
-      </w:r>
-      <w:r>
-        <w:rPr>
-          <w:rFonts w:ascii="Times New Roman" w:hAnsi="Times New Roman"/>
-          <w:i/>
-        </w:rPr>
-        <w:t xml:space="preserve">Art. 177.- De la agrupación de los Títulos de Crédito.- Por efecto de economía procesal los títulos de crédito impagos que corresponda a un mismo número de RUC y/o cedula de identidad, siempre que correspondan a un mismo concepto, se agruparán en un solo procedimiento coactivo. Los títulos de crédito no perderán su numeración", </w:t>
-      </w:r>
-      <w:r>
-        <w:rPr>
-          <w:rFonts w:ascii="Times New Roman" w:hAnsi="Times New Roman"/>
-          <w:b/>
-        </w:rPr>
-        <w:t xml:space="preserve">AVOCO </w:t>
-      </w:r>
-      <w:r>
-        <w:rPr>
-          <w:rFonts w:ascii="Times New Roman" w:hAnsi="Times New Roman"/>
-        </w:rPr>
-        <w:t xml:space="preserve">conocimiento del procedimiento coactivo instaurado en contra de </w:t>
-      </w:r>
-      <w:r>
-        <w:rPr>
-          <w:rFonts w:ascii="Times New Roman" w:hAnsi="Times New Roman"/>
-          <w:b/>
-          <w:color w:val="0070C0"/>
-        </w:rPr>
-        <w:t>{</w:t>
-      </w:r>
-      <w:proofErr w:type="spellStart"/>
-      <w:r>
-        <w:rPr>
-          <w:rFonts w:ascii="Times New Roman" w:hAnsi="Times New Roman"/>
-          <w:b/>
-          <w:color w:val="0070C0"/>
-        </w:rPr>
-        <w:t>razonSocial</w:t>
-      </w:r>
-      <w:proofErr w:type="spellEnd"/>
-      <w:r>
-        <w:rPr>
-          <w:rFonts w:ascii="Times New Roman" w:hAnsi="Times New Roman"/>
-          <w:b/>
-          <w:color w:val="0070C0"/>
-        </w:rPr>
-        <w:t>}</w:t>
+        <w:t>{razonSocial}</w:t>
       </w:r>
       <w:r>
         <w:rPr>
@@ -200,10 +226,10 @@
         <w:tblLook w:val="04A0" w:firstRow="1" w:lastRow="0" w:firstColumn="1" w:lastColumn="0" w:noHBand="0" w:noVBand="1"/>
       </w:tblPr>
       <w:tblGrid>
-        <w:gridCol w:w="2438"/>
-        <w:gridCol w:w="2438"/>
-        <w:gridCol w:w="2440"/>
-        <w:gridCol w:w="2438"/>
+        <w:gridCol w:w="1800"/>
+        <w:gridCol w:w="1739"/>
+        <w:gridCol w:w="3785"/>
+        <w:gridCol w:w="2430"/>
       </w:tblGrid>
       <w:tr>
         <w:trPr>
@@ -211,7 +237,7 @@
         </w:trPr>
         <w:tc>
           <w:tcPr>
-            <w:tcW w:w="2438" w:type="dxa"/>
+            <w:tcW w:w="1800" w:type="dxa"/>
             <w:shd w:val="clear" w:color="auto" w:fill="4472C4"/>
           </w:tcPr>
           <w:p>
@@ -230,57 +256,7 @@
         </w:tc>
         <w:tc>
           <w:tcPr>
-            <w:tcW w:w="2438" w:type="dxa"/>
-            <w:shd w:val="clear" w:color="auto" w:fill="4472C4"/>
-          </w:tcPr>
-          <w:p>
-            <w:pPr>
-              <w:jc w:val="center"/>
-            </w:pPr>
-            <w:proofErr w:type="spellStart"/>
-            <w:r>
-              <w:rPr>
-                <w:rFonts w:ascii="Times New Roman" w:hAnsi="Times New Roman"/>
-                <w:b/>
-                <w:color w:val="FFFFFF"/>
-              </w:rPr>
-              <w:t>Número</w:t>
-            </w:r>
-            <w:proofErr w:type="spellEnd"/>
-            <w:r>
-              <w:rPr>
-                <w:rFonts w:ascii="Times New Roman" w:hAnsi="Times New Roman"/>
-                <w:b/>
-                <w:color w:val="FFFFFF"/>
-              </w:rPr>
-              <w:t xml:space="preserve"> TC</w:t>
-            </w:r>
-          </w:p>
-        </w:tc>
-        <w:tc>
-          <w:tcPr>
-            <w:tcW w:w="2438" w:type="dxa"/>
-            <w:shd w:val="clear" w:color="auto" w:fill="4472C4"/>
-          </w:tcPr>
-          <w:p>
-            <w:pPr>
-              <w:jc w:val="center"/>
-            </w:pPr>
-            <w:proofErr w:type="spellStart"/>
-            <w:r>
-              <w:rPr>
-                <w:rFonts w:ascii="Times New Roman" w:hAnsi="Times New Roman"/>
-                <w:b/>
-                <w:color w:val="FFFFFF"/>
-              </w:rPr>
-              <w:t>Concepto</w:t>
-            </w:r>
-            <w:proofErr w:type="spellEnd"/>
-          </w:p>
-        </w:tc>
-        <w:tc>
-          <w:tcPr>
-            <w:tcW w:w="2438" w:type="dxa"/>
+            <w:tcW w:w="1739" w:type="dxa"/>
             <w:shd w:val="clear" w:color="auto" w:fill="4472C4"/>
           </w:tcPr>
           <w:p>
@@ -293,144 +269,45 @@
                 <w:b/>
                 <w:color w:val="FFFFFF"/>
               </w:rPr>
-              <w:t xml:space="preserve">Valor capital </w:t>
+              <w:t>Número TC</w:t>
             </w:r>
-            <w:proofErr w:type="spellStart"/>
+          </w:p>
+        </w:tc>
+        <w:tc>
+          <w:tcPr>
+            <w:tcW w:w="3785" w:type="dxa"/>
+            <w:shd w:val="clear" w:color="auto" w:fill="4472C4"/>
+          </w:tcPr>
+          <w:p>
+            <w:pPr>
+              <w:jc w:val="center"/>
+            </w:pPr>
             <w:r>
               <w:rPr>
                 <w:rFonts w:ascii="Times New Roman" w:hAnsi="Times New Roman"/>
                 <w:b/>
                 <w:color w:val="FFFFFF"/>
               </w:rPr>
-              <w:t>adeudado</w:t>
-            </w:r>
-            <w:proofErr w:type="spellEnd"/>
-          </w:p>
-        </w:tc>
-      </w:tr>
-      <w:tr>
-        <w:trPr>
-          <w:trHeight w:val="267"/>
-        </w:trPr>
-        <w:tc>
-          <w:tcPr>
-            <w:tcW w:w="2438" w:type="dxa"/>
-          </w:tcPr>
-          <w:p>
-            <w:r>
-              <w:rPr>
-                <w:rFonts w:ascii="Times New Roman" w:hAnsi="Times New Roman"/>
-              </w:rPr>
-              <w:t>{#</w:t>
-            </w:r>
-            <w:proofErr w:type="gramStart"/>
-            <w:r>
-              <w:rPr>
-                <w:rFonts w:ascii="Times New Roman" w:hAnsi="Times New Roman"/>
-              </w:rPr>
-              <w:t>titulos}{</w:t>
-            </w:r>
-            <w:proofErr w:type="gramEnd"/>
-            <w:r>
-              <w:rPr>
-                <w:rFonts w:ascii="Times New Roman" w:hAnsi="Times New Roman"/>
-              </w:rPr>
-              <w:t>orden}</w:t>
+              <w:t>Concepto</w:t>
             </w:r>
           </w:p>
         </w:tc>
         <w:tc>
           <w:tcPr>
-            <w:tcW w:w="2438" w:type="dxa"/>
+            <w:tcW w:w="2430" w:type="dxa"/>
+            <w:shd w:val="clear" w:color="auto" w:fill="4472C4"/>
           </w:tcPr>
           <w:p>
+            <w:pPr>
+              <w:jc w:val="center"/>
+            </w:pPr>
             <w:r>
               <w:rPr>
                 <w:rFonts w:ascii="Times New Roman" w:hAnsi="Times New Roman"/>
+                <w:b/>
+                <w:color w:val="FFFFFF"/>
               </w:rPr>
-              <w:t>{</w:t>
-            </w:r>
-            <w:proofErr w:type="spellStart"/>
-            <w:r>
-              <w:rPr>
-                <w:rFonts w:ascii="Times New Roman" w:hAnsi="Times New Roman"/>
-              </w:rPr>
-              <w:t>numeroTC</w:t>
-            </w:r>
-            <w:proofErr w:type="spellEnd"/>
-            <w:r>
-              <w:rPr>
-                <w:rFonts w:ascii="Times New Roman" w:hAnsi="Times New Roman"/>
-              </w:rPr>
-              <w:t>}</w:t>
-            </w:r>
-          </w:p>
-        </w:tc>
-        <w:tc>
-          <w:tcPr>
-            <w:tcW w:w="2438" w:type="dxa"/>
-          </w:tcPr>
-          <w:p>
-            <w:r>
-              <w:rPr>
-                <w:rFonts w:ascii="Times New Roman" w:hAnsi="Times New Roman"/>
-              </w:rPr>
-              <w:t>{</w:t>
-            </w:r>
-            <w:proofErr w:type="spellStart"/>
-            <w:r>
-              <w:rPr>
-                <w:rFonts w:ascii="Times New Roman" w:hAnsi="Times New Roman"/>
-              </w:rPr>
-              <w:t>concepto</w:t>
-            </w:r>
-            <w:proofErr w:type="spellEnd"/>
-            <w:r>
-              <w:rPr>
-                <w:rFonts w:ascii="Times New Roman" w:hAnsi="Times New Roman"/>
-              </w:rPr>
-              <w:t>}</w:t>
-            </w:r>
-          </w:p>
-        </w:tc>
-        <w:tc>
-          <w:tcPr>
-            <w:tcW w:w="2438" w:type="dxa"/>
-          </w:tcPr>
-          <w:p>
-            <w:r>
-              <w:rPr>
-                <w:rFonts w:ascii="Times New Roman" w:hAnsi="Times New Roman"/>
-              </w:rPr>
-              <w:t>{</w:t>
-            </w:r>
-            <w:proofErr w:type="spellStart"/>
-            <w:r>
-              <w:rPr>
-                <w:rFonts w:ascii="Times New Roman" w:hAnsi="Times New Roman"/>
-              </w:rPr>
-              <w:t>valorCapital</w:t>
-            </w:r>
-            <w:proofErr w:type="spellEnd"/>
-            <w:r>
-              <w:rPr>
-                <w:rFonts w:ascii="Times New Roman" w:hAnsi="Times New Roman"/>
-              </w:rPr>
-              <w:t>}{/</w:t>
-            </w:r>
-            <w:proofErr w:type="spellStart"/>
-            <w:r>
-              <w:rPr>
-                <w:rFonts w:ascii="Times New Roman" w:hAnsi="Times New Roman"/>
-              </w:rPr>
-              <w:t>titulos</w:t>
-            </w:r>
-            <w:proofErr w:type="spellEnd"/>
-            <w:r>
-              <w:rPr>
-                <w:rFonts w:ascii="Times New Roman" w:hAnsi="Times New Roman"/>
-              </w:rPr>
-              <w:t>}</w:t>
+              <w:t>Valor capital adeudado</w:t>
             </w:r>
           </w:p>
         </w:tc>
@@ -441,7 +318,64 @@
         </w:trPr>
         <w:tc>
           <w:tcPr>
-            <w:tcW w:w="7316" w:type="dxa"/>
+            <w:tcW w:w="1800" w:type="dxa"/>
+          </w:tcPr>
+          <w:p>
+            <w:r>
+              <w:rPr>
+                <w:rFonts w:ascii="Times New Roman" w:hAnsi="Times New Roman"/>
+              </w:rPr>
+              <w:t>{#titulos}{orden}</w:t>
+            </w:r>
+          </w:p>
+        </w:tc>
+        <w:tc>
+          <w:tcPr>
+            <w:tcW w:w="1739" w:type="dxa"/>
+          </w:tcPr>
+          <w:p>
+            <w:r>
+              <w:rPr>
+                <w:rFonts w:ascii="Times New Roman" w:hAnsi="Times New Roman"/>
+              </w:rPr>
+              <w:t>{numeroTC}</w:t>
+            </w:r>
+          </w:p>
+        </w:tc>
+        <w:tc>
+          <w:tcPr>
+            <w:tcW w:w="3785" w:type="dxa"/>
+          </w:tcPr>
+          <w:p>
+            <w:r>
+              <w:rPr>
+                <w:rFonts w:ascii="Times New Roman" w:hAnsi="Times New Roman"/>
+              </w:rPr>
+              <w:t>{concepto}</w:t>
+            </w:r>
+          </w:p>
+        </w:tc>
+        <w:tc>
+          <w:tcPr>
+            <w:tcW w:w="2430" w:type="dxa"/>
+          </w:tcPr>
+          <w:p>
+            <w:r>
+              <w:rPr>
+                <w:rFonts w:ascii="Times New Roman" w:hAnsi="Times New Roman"/>
+              </w:rPr>
+              <w:t>{valorCapital}{/titulos}</w:t>
+            </w:r>
+          </w:p>
+        </w:tc>
+      </w:tr>
+      <w:tr>
+        <w:trPr>
+          <w:trHeight w:val="267"/>
+        </w:trPr>
+        <w:tc>
+          <w:tcPr>
+            <w:tcW w:w="7324" w:type="dxa"/>
             <w:gridSpan w:val="3"/>
           </w:tcPr>
           <w:p>
@@ -456,7 +390,7 @@
         </w:tc>
         <w:tc>
           <w:tcPr>
-            <w:tcW w:w="2438" w:type="dxa"/>
+            <w:tcW w:w="2430" w:type="dxa"/>
           </w:tcPr>
           <w:p>
             <w:r>
@@ -464,23 +398,7 @@
                 <w:rFonts w:ascii="Times New Roman" w:hAnsi="Times New Roman"/>
                 <w:b/>
               </w:rPr>
-              <w:t>{</w:t>
-            </w:r>
-            <w:proofErr w:type="spellStart"/>
-            <w:r>
-              <w:rPr>
-                <w:rFonts w:ascii="Times New Roman" w:hAnsi="Times New Roman"/>
-                <w:b/>
-              </w:rPr>
-              <w:t>totalCapital</w:t>
-            </w:r>
-            <w:proofErr w:type="spellEnd"/>
-            <w:r>
-              <w:rPr>
-                <w:rFonts w:ascii="Times New Roman" w:hAnsi="Times New Roman"/>
-                <w:b/>
-              </w:rPr>
-              <w:t>}</w:t>
+              <w:t>{totalCapital}</w:t>
             </w:r>
           </w:p>
         </w:tc>
@@ -489,6 +407,9 @@
     <w:p>
       <w:pPr>
         <w:jc w:val="both"/>
+        <w:rPr>
+          <w:rFonts w:ascii="Times New Roman" w:hAnsi="Times New Roman"/>
+        </w:rPr>
       </w:pPr>
       <w:r>
         <w:rPr>
@@ -599,9 +520,14 @@
           <w:bCs/>
           <w:color w:val="0070C0"/>
         </w:rPr>
-        <w:t>{</w:t>
-      </w:r>
-      <w:proofErr w:type="spellStart"/>
+        <w:t>{razonSocial}</w:t>
+      </w:r>
+      <w:r>
+        <w:rPr>
+          <w:rFonts w:ascii="Times New Roman" w:hAnsi="Times New Roman"/>
+        </w:rPr>
+        <w:t xml:space="preserve">, titular del RUC Nro. </w:t>
+      </w:r>
       <w:r>
         <w:rPr>
           <w:rFonts w:ascii="Times New Roman" w:hAnsi="Times New Roman"/>
@@ -609,9 +535,14 @@
           <w:bCs/>
           <w:color w:val="0070C0"/>
         </w:rPr>
-        <w:t>razonSocial</w:t>
-      </w:r>
-      <w:proofErr w:type="spellEnd"/>
+        <w:t>{ruc}</w:t>
+      </w:r>
+      <w:r>
+        <w:rPr>
+          <w:rFonts w:ascii="Times New Roman" w:hAnsi="Times New Roman"/>
+        </w:rPr>
+        <w:t xml:space="preserve">, y C.C. </w:t>
+      </w:r>
       <w:r>
         <w:rPr>
           <w:rFonts w:ascii="Times New Roman" w:hAnsi="Times New Roman"/>
@@ -619,13 +550,13 @@
           <w:bCs/>
           <w:color w:val="0070C0"/>
         </w:rPr>
-        <w:t>}</w:t>
-      </w:r>
-      <w:r>
-        <w:rPr>
-          <w:rFonts w:ascii="Times New Roman" w:hAnsi="Times New Roman"/>
-        </w:rPr>
-        <w:t xml:space="preserve">, titular del RUC Nro. </w:t>
+        <w:t>{cedula}</w:t>
+      </w:r>
+      <w:r>
+        <w:rPr>
+          <w:rFonts w:ascii="Times New Roman" w:hAnsi="Times New Roman"/>
+        </w:rPr>
+        <w:t xml:space="preserve">, quien en calidad de coactivado adeuda al IESS la suma de </w:t>
       </w:r>
       <w:r>
         <w:rPr>
@@ -634,13 +565,13 @@
           <w:bCs/>
           <w:color w:val="0070C0"/>
         </w:rPr>
-        <w:t>{ruc}</w:t>
-      </w:r>
-      <w:r>
-        <w:rPr>
-          <w:rFonts w:ascii="Times New Roman" w:hAnsi="Times New Roman"/>
-        </w:rPr>
-        <w:t xml:space="preserve">, y C.C. </w:t>
+        <w:t>{totalCapitalLetras}</w:t>
+      </w:r>
+      <w:r>
+        <w:rPr>
+          <w:rFonts w:ascii="Times New Roman" w:hAnsi="Times New Roman"/>
+        </w:rPr>
+        <w:t xml:space="preserve"> (USD </w:t>
       </w:r>
       <w:r>
         <w:rPr>
@@ -649,77 +580,7 @@
           <w:bCs/>
           <w:color w:val="0070C0"/>
         </w:rPr>
-        <w:t>{cedula}</w:t>
-      </w:r>
-      <w:r>
-        <w:rPr>
-          <w:rFonts w:ascii="Times New Roman" w:hAnsi="Times New Roman"/>
-        </w:rPr>
-        <w:t xml:space="preserve">, quien en calidad de coactivado adeuda al IESS la suma de </w:t>
-      </w:r>
-      <w:r>
-        <w:rPr>
-          <w:rFonts w:ascii="Times New Roman" w:hAnsi="Times New Roman"/>
-          <w:b/>
-          <w:bCs/>
-          <w:color w:val="0070C0"/>
-        </w:rPr>
-        <w:t>{</w:t>
-      </w:r>
-      <w:proofErr w:type="spellStart"/>
-      <w:r>
-        <w:rPr>
-          <w:rFonts w:ascii="Times New Roman" w:hAnsi="Times New Roman"/>
-          <w:b/>
-          <w:bCs/>
-          <w:color w:val="0070C0"/>
-        </w:rPr>
-        <w:t>totalCapitalLetras</w:t>
-      </w:r>
-      <w:proofErr w:type="spellEnd"/>
-      <w:r>
-        <w:rPr>
-          <w:rFonts w:ascii="Times New Roman" w:hAnsi="Times New Roman"/>
-          <w:b/>
-          <w:bCs/>
-          <w:color w:val="0070C0"/>
-        </w:rPr>
-        <w:t>}</w:t>
-      </w:r>
-      <w:r>
-        <w:rPr>
-          <w:rFonts w:ascii="Times New Roman" w:hAnsi="Times New Roman"/>
-        </w:rPr>
-        <w:t xml:space="preserve"> (USD </w:t>
-      </w:r>
-      <w:r>
-        <w:rPr>
-          <w:rFonts w:ascii="Times New Roman" w:hAnsi="Times New Roman"/>
-          <w:b/>
-          <w:bCs/>
-          <w:color w:val="0070C0"/>
-        </w:rPr>
-        <w:t>{</w:t>
-      </w:r>
-      <w:proofErr w:type="spellStart"/>
-      <w:r>
-        <w:rPr>
-          <w:rFonts w:ascii="Times New Roman" w:hAnsi="Times New Roman"/>
-          <w:b/>
-          <w:bCs/>
-          <w:color w:val="0070C0"/>
-        </w:rPr>
-        <w:t>totalCapital</w:t>
-      </w:r>
-      <w:proofErr w:type="spellEnd"/>
-      <w:r>
-        <w:rPr>
-          <w:rFonts w:ascii="Times New Roman" w:hAnsi="Times New Roman"/>
-          <w:b/>
-          <w:bCs/>
-          <w:color w:val="0070C0"/>
-        </w:rPr>
-        <w:t>}</w:t>
+        <w:t>{totalCapital}</w:t>
       </w:r>
       <w:r>
         <w:rPr>
@@ -751,27 +612,29 @@
       <w:tblPr>
         <w:tblStyle w:val="Tablaconcuadrcula"/>
         <w:tblW w:w="0" w:type="auto"/>
+        <w:tblLayout w:type="fixed"/>
         <w:tblLook w:val="04A0" w:firstRow="1" w:lastRow="0" w:firstColumn="1" w:lastColumn="0" w:noHBand="0" w:noVBand="1"/>
       </w:tblPr>
       <w:tblGrid>
-        <w:gridCol w:w="2004"/>
-        <w:gridCol w:w="1140"/>
-        <w:gridCol w:w="1013"/>
-        <w:gridCol w:w="1294"/>
-        <w:gridCol w:w="1623"/>
-        <w:gridCol w:w="2662"/>
+        <w:gridCol w:w="988"/>
+        <w:gridCol w:w="1275"/>
+        <w:gridCol w:w="3238"/>
+        <w:gridCol w:w="1270"/>
+        <w:gridCol w:w="1129"/>
+        <w:gridCol w:w="1796"/>
       </w:tblGrid>
       <w:tr>
         <w:trPr>
-          <w:trHeight w:val="648"/>
+          <w:trHeight w:val="271"/>
         </w:trPr>
         <w:tc>
           <w:tcPr>
-            <w:tcW w:w="1555" w:type="dxa"/>
+            <w:tcW w:w="988" w:type="dxa"/>
             <w:shd w:val="clear" w:color="auto" w:fill="4472C4"/>
           </w:tcPr>
           <w:p>
             <w:pPr>
+              <w:ind w:right="338"/>
               <w:jc w:val="center"/>
             </w:pPr>
             <w:r>
@@ -786,125 +649,7 @@
         </w:tc>
         <w:tc>
           <w:tcPr>
-            <w:tcW w:w="1588" w:type="dxa"/>
-            <w:shd w:val="clear" w:color="auto" w:fill="4472C4"/>
-          </w:tcPr>
-          <w:p>
-            <w:pPr>
-              <w:jc w:val="center"/>
-            </w:pPr>
-            <w:proofErr w:type="spellStart"/>
-            <w:r>
-              <w:rPr>
-                <w:rFonts w:ascii="Times New Roman" w:hAnsi="Times New Roman"/>
-                <w:b/>
-                <w:color w:val="FFFFFF"/>
-              </w:rPr>
-              <w:t>Número</w:t>
-            </w:r>
-            <w:proofErr w:type="spellEnd"/>
-            <w:r>
-              <w:rPr>
-                <w:rFonts w:ascii="Times New Roman" w:hAnsi="Times New Roman"/>
-                <w:b/>
-                <w:color w:val="FFFFFF"/>
-              </w:rPr>
-              <w:t xml:space="preserve"> TC</w:t>
-            </w:r>
-          </w:p>
-        </w:tc>
-        <w:tc>
-          <w:tcPr>
-            <w:tcW w:w="1013" w:type="dxa"/>
-            <w:shd w:val="clear" w:color="auto" w:fill="4472C4"/>
-          </w:tcPr>
-          <w:p>
-            <w:pPr>
-              <w:jc w:val="center"/>
-            </w:pPr>
-            <w:proofErr w:type="spellStart"/>
-            <w:r>
-              <w:rPr>
-                <w:rFonts w:ascii="Times New Roman" w:hAnsi="Times New Roman"/>
-                <w:b/>
-                <w:color w:val="FFFFFF"/>
-              </w:rPr>
-              <w:t>Concepto</w:t>
-            </w:r>
-            <w:proofErr w:type="spellEnd"/>
-          </w:p>
-        </w:tc>
-        <w:tc>
-          <w:tcPr>
-            <w:tcW w:w="1295" w:type="dxa"/>
-            <w:shd w:val="clear" w:color="auto" w:fill="4472C4"/>
-          </w:tcPr>
-          <w:p>
-            <w:pPr>
-              <w:jc w:val="center"/>
-            </w:pPr>
-            <w:proofErr w:type="spellStart"/>
-            <w:r>
-              <w:rPr>
-                <w:rFonts w:ascii="Times New Roman" w:hAnsi="Times New Roman"/>
-                <w:b/>
-                <w:color w:val="FFFFFF"/>
-              </w:rPr>
-              <w:t>Comprobante</w:t>
-            </w:r>
-            <w:proofErr w:type="spellEnd"/>
-            <w:r>
-              <w:rPr>
-                <w:rFonts w:ascii="Times New Roman" w:hAnsi="Times New Roman"/>
-                <w:b/>
-                <w:color w:val="FFFFFF"/>
-              </w:rPr>
-              <w:t xml:space="preserve"> de Pago No.</w:t>
-            </w:r>
-          </w:p>
-        </w:tc>
-        <w:tc>
-          <w:tcPr>
-            <w:tcW w:w="1623" w:type="dxa"/>
-            <w:shd w:val="clear" w:color="auto" w:fill="4472C4"/>
-          </w:tcPr>
-          <w:p>
-            <w:pPr>
-              <w:jc w:val="center"/>
-            </w:pPr>
-            <w:proofErr w:type="spellStart"/>
-            <w:r>
-              <w:rPr>
-                <w:rFonts w:ascii="Times New Roman" w:hAnsi="Times New Roman"/>
-                <w:b/>
-                <w:color w:val="FFFFFF"/>
-              </w:rPr>
-              <w:t>Fecha</w:t>
-            </w:r>
-            <w:proofErr w:type="spellEnd"/>
-            <w:r>
-              <w:rPr>
-                <w:rFonts w:ascii="Times New Roman" w:hAnsi="Times New Roman"/>
-                <w:b/>
-                <w:color w:val="FFFFFF"/>
-              </w:rPr>
-              <w:t xml:space="preserve"> de </w:t>
-            </w:r>
-            <w:proofErr w:type="spellStart"/>
-            <w:r>
-              <w:rPr>
-                <w:rFonts w:ascii="Times New Roman" w:hAnsi="Times New Roman"/>
-                <w:b/>
-                <w:color w:val="FFFFFF"/>
-              </w:rPr>
-              <w:t>Cancelación</w:t>
-            </w:r>
-            <w:proofErr w:type="spellEnd"/>
-          </w:p>
-        </w:tc>
-        <w:tc>
-          <w:tcPr>
-            <w:tcW w:w="2662" w:type="dxa"/>
+            <w:tcW w:w="1275" w:type="dxa"/>
             <w:shd w:val="clear" w:color="auto" w:fill="4472C4"/>
           </w:tcPr>
           <w:p>
@@ -917,198 +662,166 @@
                 <w:b/>
                 <w:color w:val="FFFFFF"/>
               </w:rPr>
-              <w:t xml:space="preserve">Valor </w:t>
+              <w:t>Número TC</w:t>
             </w:r>
-            <w:proofErr w:type="spellStart"/>
+          </w:p>
+        </w:tc>
+        <w:tc>
+          <w:tcPr>
+            <w:tcW w:w="3238" w:type="dxa"/>
+            <w:shd w:val="clear" w:color="auto" w:fill="4472C4"/>
+          </w:tcPr>
+          <w:p>
+            <w:pPr>
+              <w:jc w:val="center"/>
+            </w:pPr>
             <w:r>
               <w:rPr>
                 <w:rFonts w:ascii="Times New Roman" w:hAnsi="Times New Roman"/>
                 <w:b/>
                 <w:color w:val="FFFFFF"/>
               </w:rPr>
-              <w:t>cancelado</w:t>
+              <w:t>Concepto</w:t>
             </w:r>
-            <w:proofErr w:type="spellEnd"/>
+          </w:p>
+        </w:tc>
+        <w:tc>
+          <w:tcPr>
+            <w:tcW w:w="1270" w:type="dxa"/>
+            <w:shd w:val="clear" w:color="auto" w:fill="4472C4"/>
+          </w:tcPr>
+          <w:p>
+            <w:pPr>
+              <w:jc w:val="center"/>
+            </w:pPr>
+            <w:r>
+              <w:rPr>
+                <w:rFonts w:ascii="Times New Roman" w:hAnsi="Times New Roman"/>
+                <w:b/>
+                <w:color w:val="FFFFFF"/>
+              </w:rPr>
+              <w:t>Comprobante de Pago No.</w:t>
+            </w:r>
+          </w:p>
+        </w:tc>
+        <w:tc>
+          <w:tcPr>
+            <w:tcW w:w="1129" w:type="dxa"/>
+            <w:shd w:val="clear" w:color="auto" w:fill="4472C4"/>
+          </w:tcPr>
+          <w:p>
+            <w:pPr>
+              <w:jc w:val="center"/>
+            </w:pPr>
+            <w:r>
+              <w:rPr>
+                <w:rFonts w:ascii="Times New Roman" w:hAnsi="Times New Roman"/>
+                <w:b/>
+                <w:color w:val="FFFFFF"/>
+              </w:rPr>
+              <w:t>Fecha de Cancelación</w:t>
+            </w:r>
+          </w:p>
+        </w:tc>
+        <w:tc>
+          <w:tcPr>
+            <w:tcW w:w="1796" w:type="dxa"/>
+            <w:shd w:val="clear" w:color="auto" w:fill="4472C4"/>
+          </w:tcPr>
+          <w:p>
+            <w:pPr>
+              <w:jc w:val="center"/>
+            </w:pPr>
+            <w:r>
+              <w:rPr>
+                <w:rFonts w:ascii="Times New Roman" w:hAnsi="Times New Roman"/>
+                <w:b/>
+                <w:color w:val="FFFFFF"/>
+              </w:rPr>
+              <w:t>Valor cancelado</w:t>
+            </w:r>
           </w:p>
         </w:tc>
       </w:tr>
       <w:tr>
         <w:trPr>
-          <w:trHeight w:val="432"/>
+          <w:trHeight w:val="180"/>
         </w:trPr>
         <w:tc>
           <w:tcPr>
-            <w:tcW w:w="1555" w:type="dxa"/>
+            <w:tcW w:w="988" w:type="dxa"/>
           </w:tcPr>
           <w:p>
             <w:r>
               <w:rPr>
                 <w:rFonts w:ascii="Times New Roman" w:hAnsi="Times New Roman"/>
               </w:rPr>
-              <w:t>{#</w:t>
-            </w:r>
-            <w:proofErr w:type="gramStart"/>
-            <w:r>
-              <w:rPr>
-                <w:rFonts w:ascii="Times New Roman" w:hAnsi="Times New Roman"/>
-              </w:rPr>
-              <w:t>cancelaciones}{</w:t>
-            </w:r>
-            <w:proofErr w:type="gramEnd"/>
-            <w:r>
-              <w:rPr>
-                <w:rFonts w:ascii="Times New Roman" w:hAnsi="Times New Roman"/>
-              </w:rPr>
-              <w:t>orden}</w:t>
+              <w:t>{#cancelaciones}{orden}</w:t>
             </w:r>
           </w:p>
         </w:tc>
         <w:tc>
           <w:tcPr>
-            <w:tcW w:w="1588" w:type="dxa"/>
+            <w:tcW w:w="1275" w:type="dxa"/>
           </w:tcPr>
           <w:p>
             <w:r>
               <w:rPr>
                 <w:rFonts w:ascii="Times New Roman" w:hAnsi="Times New Roman"/>
               </w:rPr>
-              <w:t>{</w:t>
-            </w:r>
-            <w:proofErr w:type="spellStart"/>
-            <w:r>
-              <w:rPr>
-                <w:rFonts w:ascii="Times New Roman" w:hAnsi="Times New Roman"/>
-              </w:rPr>
-              <w:t>numeroTC</w:t>
-            </w:r>
-            <w:proofErr w:type="spellEnd"/>
-            <w:r>
-              <w:rPr>
-                <w:rFonts w:ascii="Times New Roman" w:hAnsi="Times New Roman"/>
-              </w:rPr>
-              <w:t>}</w:t>
+              <w:t>{numeroTC}</w:t>
             </w:r>
           </w:p>
         </w:tc>
         <w:tc>
           <w:tcPr>
-            <w:tcW w:w="1013" w:type="dxa"/>
+            <w:tcW w:w="3238" w:type="dxa"/>
           </w:tcPr>
           <w:p>
             <w:r>
               <w:rPr>
                 <w:rFonts w:ascii="Times New Roman" w:hAnsi="Times New Roman"/>
               </w:rPr>
-              <w:t>{</w:t>
-            </w:r>
-            <w:proofErr w:type="spellStart"/>
-            <w:r>
-              <w:rPr>
-                <w:rFonts w:ascii="Times New Roman" w:hAnsi="Times New Roman"/>
-              </w:rPr>
-              <w:t>concepto</w:t>
-            </w:r>
-            <w:proofErr w:type="spellEnd"/>
-            <w:r>
-              <w:rPr>
-                <w:rFonts w:ascii="Times New Roman" w:hAnsi="Times New Roman"/>
-              </w:rPr>
-              <w:t>}</w:t>
+              <w:t>{concepto}</w:t>
             </w:r>
           </w:p>
         </w:tc>
         <w:tc>
           <w:tcPr>
-            <w:tcW w:w="1295" w:type="dxa"/>
+            <w:tcW w:w="1270" w:type="dxa"/>
           </w:tcPr>
           <w:p>
             <w:r>
               <w:rPr>
                 <w:rFonts w:ascii="Times New Roman" w:hAnsi="Times New Roman"/>
               </w:rPr>
-              <w:t>{</w:t>
-            </w:r>
-            <w:proofErr w:type="spellStart"/>
-            <w:r>
-              <w:rPr>
-                <w:rFonts w:ascii="Times New Roman" w:hAnsi="Times New Roman"/>
-              </w:rPr>
-              <w:t>comprobante</w:t>
-            </w:r>
-            <w:proofErr w:type="spellEnd"/>
-            <w:r>
-              <w:rPr>
-                <w:rFonts w:ascii="Times New Roman" w:hAnsi="Times New Roman"/>
-              </w:rPr>
-              <w:t>}</w:t>
+              <w:t>{comprobante}</w:t>
             </w:r>
           </w:p>
         </w:tc>
         <w:tc>
           <w:tcPr>
-            <w:tcW w:w="1623" w:type="dxa"/>
+            <w:tcW w:w="1129" w:type="dxa"/>
           </w:tcPr>
           <w:p>
             <w:r>
               <w:rPr>
                 <w:rFonts w:ascii="Times New Roman" w:hAnsi="Times New Roman"/>
               </w:rPr>
-              <w:t>{</w:t>
-            </w:r>
-            <w:proofErr w:type="spellStart"/>
-            <w:r>
-              <w:rPr>
-                <w:rFonts w:ascii="Times New Roman" w:hAnsi="Times New Roman"/>
-              </w:rPr>
-              <w:t>fechaCancelacion</w:t>
-            </w:r>
-            <w:proofErr w:type="spellEnd"/>
-            <w:r>
-              <w:rPr>
-                <w:rFonts w:ascii="Times New Roman" w:hAnsi="Times New Roman"/>
-              </w:rPr>
-              <w:t>}</w:t>
+              <w:t>{fechaCancelacion}</w:t>
             </w:r>
           </w:p>
         </w:tc>
         <w:tc>
           <w:tcPr>
-            <w:tcW w:w="2662" w:type="dxa"/>
+            <w:tcW w:w="1796" w:type="dxa"/>
           </w:tcPr>
           <w:p>
             <w:r>
               <w:rPr>
                 <w:rFonts w:ascii="Times New Roman" w:hAnsi="Times New Roman"/>
               </w:rPr>
-              <w:t>{</w:t>
-            </w:r>
-            <w:proofErr w:type="spellStart"/>
-            <w:r>
-              <w:rPr>
-                <w:rFonts w:ascii="Times New Roman" w:hAnsi="Times New Roman"/>
-              </w:rPr>
-              <w:t>valorCancelado</w:t>
-            </w:r>
-            <w:proofErr w:type="spellEnd"/>
-            <w:r>
-              <w:rPr>
-                <w:rFonts w:ascii="Times New Roman" w:hAnsi="Times New Roman"/>
-              </w:rPr>
-              <w:t>}{/</w:t>
-            </w:r>
-            <w:proofErr w:type="spellStart"/>
-            <w:r>
-              <w:rPr>
-                <w:rFonts w:ascii="Times New Roman" w:hAnsi="Times New Roman"/>
-              </w:rPr>
-              <w:t>cancelaciones</w:t>
-            </w:r>
-            <w:proofErr w:type="spellEnd"/>
-            <w:r>
-              <w:rPr>
-                <w:rFonts w:ascii="Times New Roman" w:hAnsi="Times New Roman"/>
-              </w:rPr>
-              <w:t>}</w:t>
+              <w:t>{valorCancelado}{/cancelaciones}</w:t>
             </w:r>
           </w:p>
         </w:tc>
@@ -1116,13 +829,7 @@
     </w:tbl>
     <w:p>
       <w:pPr>
-        <w:pStyle w:val="Sinespaciado"/>
         <w:jc w:val="both"/>
-        <w:rPr>
-          <w:rFonts w:ascii="Times New Roman" w:hAnsi="Times New Roman" w:cs="Times New Roman"/>
-          <w:b/>
-          <w:bCs/>
-        </w:rPr>
       </w:pPr>
       <w:r>
         <w:rPr>
@@ -1211,7 +918,6 @@
         </w:rPr>
         <w:t xml:space="preserve"> </w:t>
       </w:r>
-      <w:proofErr w:type="spellStart"/>
       <w:r>
         <w:rPr>
           <w:rFonts w:ascii="Times New Roman" w:hAnsi="Times New Roman"/>
@@ -1228,9 +934,8 @@
           <w:bCs/>
           <w:color w:val="0070C0"/>
         </w:rPr>
-        <w:t>ecretari</w:t>
-      </w:r>
-      <w:proofErr w:type="spellEnd"/>
+        <w:t xml:space="preserve">ecretari{genero} </w:t>
+      </w:r>
       <w:r>
         <w:rPr>
           <w:rFonts w:ascii="Times New Roman" w:hAnsi="Times New Roman"/>
@@ -1238,7 +943,7 @@
           <w:bCs/>
           <w:color w:val="0070C0"/>
         </w:rPr>
-        <w:t xml:space="preserve">{genero} </w:t>
+        <w:t>a</w:t>
       </w:r>
       <w:r>
         <w:rPr>
@@ -1247,7 +952,63 @@
           <w:bCs/>
           <w:color w:val="0070C0"/>
         </w:rPr>
-        <w:t>a</w:t>
+        <w:t>bogad{genero}</w:t>
+      </w:r>
+      <w:r>
+        <w:rPr>
+          <w:rFonts w:ascii="Times New Roman" w:hAnsi="Times New Roman"/>
+        </w:rPr>
+        <w:t xml:space="preserve"> </w:t>
+      </w:r>
+      <w:r>
+        <w:rPr>
+          <w:rFonts w:ascii="Times New Roman" w:hAnsi="Times New Roman"/>
+        </w:rPr>
+        <w:t>extern{genero}</w:t>
+      </w:r>
+      <w:r>
+        <w:rPr>
+          <w:rFonts w:ascii="Times New Roman" w:hAnsi="Times New Roman"/>
+        </w:rPr>
+        <w:t xml:space="preserve"> lo solicite, conforme la normativa vigente a la fecha de </w:t>
+      </w:r>
+      <w:r>
+        <w:rPr>
+          <w:rFonts w:ascii="Times New Roman" w:hAnsi="Times New Roman"/>
+        </w:rPr>
+        <w:t>cancelación. -</w:t>
+      </w:r>
+      <w:r>
+        <w:rPr>
+          <w:rFonts w:ascii="Times New Roman" w:hAnsi="Times New Roman"/>
+        </w:rPr>
+        <w:t xml:space="preserve"> </w:t>
+      </w:r>
+      <w:r>
+        <w:rPr>
+          <w:rFonts w:ascii="Times New Roman" w:hAnsi="Times New Roman"/>
+          <w:b/>
+        </w:rPr>
+        <w:t>SEXTO</w:t>
+      </w:r>
+      <w:r>
+        <w:rPr>
+          <w:rFonts w:ascii="Times New Roman" w:hAnsi="Times New Roman"/>
+        </w:rPr>
+        <w:t xml:space="preserve">. - </w:t>
+      </w:r>
+      <w:r>
+        <w:rPr>
+          <w:rFonts w:ascii="Times New Roman" w:hAnsi="Times New Roman"/>
+          <w:b/>
+        </w:rPr>
+        <w:t xml:space="preserve">ORDENAR </w:t>
+      </w:r>
+      <w:r>
+        <w:rPr>
+          <w:rFonts w:ascii="Times New Roman" w:hAnsi="Times New Roman"/>
+        </w:rPr>
+        <w:t xml:space="preserve">el archivo del procedimiento coactivo. - Actúe como Secretari{genero} Abogad{genero} </w:t>
       </w:r>
       <w:r>
         <w:rPr>
@@ -1256,86 +1017,15 @@
           <w:bCs/>
           <w:color w:val="0070C0"/>
         </w:rPr>
-        <w:t>bogad{genero}</w:t>
-      </w:r>
-      <w:r>
-        <w:rPr>
-          <w:rFonts w:ascii="Times New Roman" w:hAnsi="Times New Roman"/>
+        <w:t>{pronombre}</w:t>
+      </w:r>
+      <w:r>
+        <w:rPr>
+          <w:rFonts w:ascii="Times New Roman" w:hAnsi="Times New Roman"/>
+          <w:color w:val="0070C0"/>
         </w:rPr>
         <w:t xml:space="preserve"> </w:t>
       </w:r>
-      <w:proofErr w:type="spellStart"/>
-      <w:r>
-        <w:rPr>
-          <w:rFonts w:ascii="Times New Roman" w:hAnsi="Times New Roman"/>
-        </w:rPr>
-        <w:t>extern</w:t>
-      </w:r>
-      <w:proofErr w:type="spellEnd"/>
-      <w:r>
-        <w:rPr>
-          <w:rFonts w:ascii="Times New Roman" w:hAnsi="Times New Roman"/>
-        </w:rPr>
-        <w:t>{genero}</w:t>
-      </w:r>
-      <w:r>
-        <w:rPr>
-          <w:rFonts w:ascii="Times New Roman" w:hAnsi="Times New Roman"/>
-        </w:rPr>
-        <w:t xml:space="preserve"> lo solicite, conforme la normativa vigente a la fecha de </w:t>
-      </w:r>
-      <w:r>
-        <w:rPr>
-          <w:rFonts w:ascii="Times New Roman" w:hAnsi="Times New Roman"/>
-        </w:rPr>
-        <w:t>cancelación. -</w:t>
-      </w:r>
-      <w:r>
-        <w:rPr>
-          <w:rFonts w:ascii="Times New Roman" w:hAnsi="Times New Roman"/>
-        </w:rPr>
-        <w:t xml:space="preserve"> </w:t>
-      </w:r>
-      <w:r>
-        <w:rPr>
-          <w:rFonts w:ascii="Times New Roman" w:hAnsi="Times New Roman"/>
-          <w:b/>
-        </w:rPr>
-        <w:t>SEXTO</w:t>
-      </w:r>
-      <w:r>
-        <w:rPr>
-          <w:rFonts w:ascii="Times New Roman" w:hAnsi="Times New Roman"/>
-        </w:rPr>
-        <w:t xml:space="preserve">. - </w:t>
-      </w:r>
-      <w:r>
-        <w:rPr>
-          <w:rFonts w:ascii="Times New Roman" w:hAnsi="Times New Roman"/>
-          <w:b/>
-        </w:rPr>
-        <w:t xml:space="preserve">ORDENAR </w:t>
-      </w:r>
-      <w:r>
-        <w:rPr>
-          <w:rFonts w:ascii="Times New Roman" w:hAnsi="Times New Roman"/>
-        </w:rPr>
-        <w:t xml:space="preserve">el archivo del procedimiento coactivo. - Actúe como </w:t>
-      </w:r>
-      <w:proofErr w:type="spellStart"/>
-      <w:r>
-        <w:rPr>
-          <w:rFonts w:ascii="Times New Roman" w:hAnsi="Times New Roman"/>
-        </w:rPr>
-        <w:t>Secretari</w:t>
-      </w:r>
-      <w:proofErr w:type="spellEnd"/>
-      <w:r>
-        <w:rPr>
-          <w:rFonts w:ascii="Times New Roman" w:hAnsi="Times New Roman"/>
-        </w:rPr>
-        <w:t xml:space="preserve">{genero} Abogad{genero} </w:t>
-      </w:r>
       <w:r>
         <w:rPr>
           <w:rFonts w:ascii="Times New Roman" w:hAnsi="Times New Roman"/>
@@ -1343,14 +1033,16 @@
           <w:bCs/>
           <w:color w:val="0070C0"/>
         </w:rPr>
-        <w:t>{pronombre}</w:t>
-      </w:r>
-      <w:r>
-        <w:rPr>
-          <w:rFonts w:ascii="Times New Roman" w:hAnsi="Times New Roman"/>
+        <w:t>{</w:t>
+      </w:r>
+      <w:r>
+        <w:rPr>
+          <w:rFonts w:ascii="Times New Roman" w:hAnsi="Times New Roman"/>
+          <w:b/>
+          <w:bCs/>
           <w:color w:val="0070C0"/>
         </w:rPr>
-        <w:t xml:space="preserve"> </w:t>
+        <w:t>abogadoNombreMinusculas</w:t>
       </w:r>
       <w:r>
         <w:rPr>
@@ -1359,60 +1051,64 @@
           <w:bCs/>
           <w:color w:val="0070C0"/>
         </w:rPr>
-        <w:t>{</w:t>
-      </w:r>
-      <w:proofErr w:type="spellStart"/>
-      <w:r>
-        <w:rPr>
-          <w:rFonts w:ascii="Times New Roman" w:hAnsi="Times New Roman"/>
-          <w:b/>
-          <w:bCs/>
-          <w:color w:val="0070C0"/>
-        </w:rPr>
-        <w:t>abogadoNombreMinusculas</w:t>
-      </w:r>
-      <w:proofErr w:type="spellEnd"/>
-      <w:r>
-        <w:rPr>
-          <w:rFonts w:ascii="Times New Roman" w:hAnsi="Times New Roman"/>
-          <w:b/>
-          <w:bCs/>
-          <w:color w:val="0070C0"/>
-        </w:rPr>
         <w:t>}</w:t>
       </w:r>
       <w:r>
         <w:rPr>
           <w:rFonts w:ascii="Times New Roman" w:hAnsi="Times New Roman"/>
         </w:rPr>
-        <w:t xml:space="preserve">, quien hallándose presente acepta el cargo y jura desempeñarlo fiel y legalmente, firmando para constancia con </w:t>
-      </w:r>
-      <w:r>
-        <w:rPr>
-          <w:rFonts w:ascii="Times New Roman" w:hAnsi="Times New Roman"/>
-        </w:rPr>
-        <w:t xml:space="preserve">la </w:t>
-      </w:r>
-      <w:proofErr w:type="gramStart"/>
-      <w:r>
-        <w:rPr>
-          <w:rFonts w:ascii="Times New Roman" w:hAnsi="Times New Roman"/>
-        </w:rPr>
-        <w:t>Directora Provincial</w:t>
-      </w:r>
-      <w:proofErr w:type="gramEnd"/>
-      <w:r>
-        <w:rPr>
-          <w:rFonts w:ascii="Times New Roman" w:hAnsi="Times New Roman"/>
-        </w:rPr>
-        <w:t xml:space="preserve"> de Pichincha Encargada y/o Ejecutor de Coactiva. - </w:t>
-      </w:r>
-      <w:r>
-        <w:rPr>
-          <w:rFonts w:ascii="Times New Roman" w:hAnsi="Times New Roman"/>
-          <w:b/>
-        </w:rPr>
-        <w:t>CÚMPLASE y NOTIFÍQUESE.</w:t>
+        <w:t xml:space="preserve">, quien hallándose presente acepta el cargo y jura desempeñarlo </w:t>
+      </w:r>
+      <w:r>
+        <w:rPr>
+          <w:rFonts w:ascii="Times New Roman" w:hAnsi="Times New Roman"/>
+        </w:rPr>
+        <w:lastRenderedPageBreak/>
+        <w:t xml:space="preserve">fiel y legalmente, firmando para constancia </w:t>
+      </w:r>
+      <w:r>
+        <w:rPr>
+          <w:rFonts w:ascii="Times New Roman" w:hAnsi="Times New Roman"/>
+        </w:rPr>
+        <w:t>con</w:t>
+      </w:r>
+      <w:r>
+        <w:rPr>
+          <w:rFonts w:ascii="Times New Roman" w:hAnsi="Times New Roman"/>
+        </w:rPr>
+        <w:t xml:space="preserve"> el</w:t>
+      </w:r>
+      <w:r>
+        <w:rPr>
+          <w:rFonts w:ascii="Times New Roman" w:hAnsi="Times New Roman"/>
+        </w:rPr>
+        <w:t xml:space="preserve"> Director Provincial de Pichincha Encargad</w:t>
+      </w:r>
+      <w:r>
+        <w:rPr>
+          <w:rFonts w:ascii="Times New Roman" w:hAnsi="Times New Roman"/>
+        </w:rPr>
+        <w:t>o</w:t>
+      </w:r>
+      <w:r>
+        <w:rPr>
+          <w:rFonts w:ascii="Times New Roman" w:hAnsi="Times New Roman"/>
+        </w:rPr>
+        <w:t xml:space="preserve"> y/o Ejecutor de Coactiva. - </w:t>
+      </w:r>
+      <w:r>
+        <w:rPr>
+          <w:rFonts w:ascii="Times New Roman" w:hAnsi="Times New Roman"/>
+          <w:b/>
+        </w:rPr>
+        <w:t>CÚMPLASE y NOTIFÍQUESE</w:t>
+      </w:r>
+      <w:r>
+        <w:rPr>
+          <w:rFonts w:ascii="Times New Roman" w:hAnsi="Times New Roman"/>
+          <w:b/>
+        </w:rPr>
+        <w:t>.</w:t>
       </w:r>
     </w:p>
     <w:p>
@@ -1468,19 +1164,41 @@
           <w:bCs/>
         </w:rPr>
       </w:pPr>
-      <w:proofErr w:type="spellStart"/>
+      <w:r>
+        <w:rPr>
+          <w:rFonts w:ascii="Times New Roman" w:hAnsi="Times New Roman"/>
+        </w:rPr>
+        <w:t xml:space="preserve">Ing. </w:t>
+      </w:r>
+      <w:r>
+        <w:rPr>
+          <w:rFonts w:ascii="Times New Roman" w:hAnsi="Times New Roman"/>
+        </w:rPr>
+        <w:t>Benítez</w:t>
+      </w:r>
+      <w:r>
+        <w:rPr>
+          <w:rFonts w:ascii="Times New Roman" w:hAnsi="Times New Roman"/>
+        </w:rPr>
+        <w:t xml:space="preserve"> Estrella Christian </w:t>
+      </w:r>
+      <w:r>
+        <w:rPr>
+          <w:rFonts w:ascii="Times New Roman" w:hAnsi="Times New Roman"/>
+        </w:rPr>
+        <w:t>Sebastián</w:t>
+      </w:r>
       <w:r>
         <w:rPr>
           <w:rFonts w:ascii="Times New Roman" w:hAnsi="Times New Roman" w:cs="Times New Roman"/>
         </w:rPr>
-        <w:t>Mgs</w:t>
-      </w:r>
-      <w:proofErr w:type="spellEnd"/>
+        <w:t>.</w:t>
+      </w:r>
       <w:r>
         <w:rPr>
           <w:rFonts w:ascii="Times New Roman" w:hAnsi="Times New Roman" w:cs="Times New Roman"/>
         </w:rPr>
-        <w:t>. Johanna Mariela Vásquez Bravo.</w:t>
+        <w:tab/>
       </w:r>
       <w:r>
         <w:rPr>
@@ -1496,24 +1214,11 @@
       </w:r>
       <w:r>
         <w:rPr>
-          <w:rFonts w:ascii="Times New Roman" w:hAnsi="Times New Roman" w:cs="Times New Roman"/>
-        </w:rPr>
-        <w:tab/>
-      </w:r>
-      <w:r>
-        <w:rPr>
-          <w:rFonts w:ascii="Times New Roman" w:hAnsi="Times New Roman" w:cs="Times New Roman"/>
-        </w:rPr>
-        <w:tab/>
-      </w:r>
-      <w:r>
-        <w:rPr>
           <w:rFonts w:ascii="Times New Roman" w:hAnsi="Times New Roman"/>
           <w:color w:val="0070C0"/>
         </w:rPr>
         <w:t>{</w:t>
       </w:r>
-      <w:proofErr w:type="spellStart"/>
       <w:r>
         <w:rPr>
           <w:rFonts w:ascii="Times New Roman" w:hAnsi="Times New Roman"/>
@@ -1521,7 +1226,6 @@
         </w:rPr>
         <w:t>abogadoNombreMinusculas</w:t>
       </w:r>
-      <w:proofErr w:type="spellEnd"/>
       <w:r>
         <w:rPr>
           <w:rFonts w:ascii="Times New Roman" w:hAnsi="Times New Roman"/>
@@ -1589,27 +1293,7 @@
           <w:bCs/>
           <w:color w:val="0070C0"/>
         </w:rPr>
-        <w:t>{</w:t>
-      </w:r>
-      <w:proofErr w:type="spellStart"/>
-      <w:r>
-        <w:rPr>
-          <w:rFonts w:ascii="Times New Roman" w:hAnsi="Times New Roman"/>
-          <w:b/>
-          <w:bCs/>
-          <w:color w:val="0070C0"/>
-        </w:rPr>
-        <w:t>fechaProvidencia</w:t>
-      </w:r>
-      <w:proofErr w:type="spellEnd"/>
-      <w:r>
-        <w:rPr>
-          <w:rFonts w:ascii="Times New Roman" w:hAnsi="Times New Roman"/>
-          <w:b/>
-          <w:bCs/>
-          <w:color w:val="0070C0"/>
-        </w:rPr>
-        <w:t>}</w:t>
+        <w:t>{fechaProvidencia}</w:t>
       </w:r>
       <w:r>
         <w:rPr>
@@ -1680,7 +1364,6 @@
         </w:rPr>
         <w:t>{</w:t>
       </w:r>
-      <w:proofErr w:type="spellStart"/>
       <w:r>
         <w:rPr>
           <w:rFonts w:ascii="Times New Roman" w:hAnsi="Times New Roman"/>
@@ -1688,7 +1371,6 @@
         </w:rPr>
         <w:t>abogadoNombreMinusculas</w:t>
       </w:r>
-      <w:proofErr w:type="spellEnd"/>
       <w:r>
         <w:rPr>
           <w:rFonts w:ascii="Times New Roman" w:hAnsi="Times New Roman"/>
